--- a/docs/meetings/sprint6_supervisor_review.docx
+++ b/docs/meetings/sprint6_supervisor_review.docx
@@ -1,6 +1,6 @@
 
 <file path=word/document.xml><?xml version="1.0" encoding="utf-8"?>
-<w:document xmlns:wpc="http://schemas.microsoft.com/office/word/2010/wordprocessingCanvas" xmlns:cx="http://schemas.microsoft.com/office/drawing/2014/chartex" xmlns:cx1="http://schemas.microsoft.com/office/drawing/2015/9/8/chartex" xmlns:cx2="http://schemas.microsoft.com/office/drawing/2015/10/21/chartex" xmlns:cx3="http://schemas.microsoft.com/office/drawing/2016/5/9/chartex" xmlns:cx4="http://schemas.microsoft.com/office/drawing/2016/5/10/chartex" xmlns:cx5="http://schemas.microsoft.com/office/drawing/2016/5/11/chartex" xmlns:cx6="http://schemas.microsoft.com/office/drawing/2016/5/12/chartex" xmlns:cx7="http://schemas.microsoft.com/office/drawing/2016/5/13/chartex" xmlns:cx8="http://schemas.microsoft.com/office/drawing/2016/5/14/chartex" xmlns:mc="http://schemas.openxmlformats.org/markup-compatibility/2006" xmlns:aink="http://schemas.microsoft.com/office/drawing/2016/ink" xmlns:am3d="http://schemas.microsoft.com/office/drawing/2017/model3d" xmlns:o="urn:schemas-microsoft-com:office:office" xmlns:oel="http://schemas.microsoft.com/office/2019/extlst" xmlns:r="http://schemas.openxmlformats.org/officeDocument/2006/relationships" xmlns:m="http://schemas.openxmlformats.org/officeDocument/2006/math" xmlns:v="urn:schemas-microsoft-com:vml" xmlns:wp14="http://schemas.microsoft.com/office/word/2010/wordprocessingDrawing" xmlns:wp="http://schemas.openxmlformats.org/drawingml/2006/wordprocessingDrawing" xmlns:w10="urn:schemas-microsoft-com:office:word" xmlns:w="http://schemas.openxmlformats.org/wordprocessingml/2006/main" xmlns:w14="http://schemas.microsoft.com/office/word/2010/wordml" xmlns:w15="http://schemas.microsoft.com/office/word/2012/wordml" xmlns:w16cei="http://schemas.microsoft.com/office/word/2026/wordml/cei" xmlns:w16cex="http://schemas.microsoft.com/office/word/2018/wordml/cex" xmlns:w16cid="http://schemas.microsoft.com/office/word/2016/wordml/cid" xmlns:w16="http://schemas.microsoft.com/office/word/2018/wordml" xmlns:w16du="http://schemas.microsoft.com/office/word/2023/wordml/word16du" xmlns:w16sdtdh="http://schemas.microsoft.com/office/word/2020/wordml/sdtdatahash" xmlns:w16sdtfl="http://schemas.microsoft.com/office/word/2024/wordml/sdtformatlock" xmlns:w16se="http://schemas.microsoft.com/office/word/2015/wordml/symex" xmlns:wpg="http://schemas.microsoft.com/office/word/2010/wordprocessingGroup" xmlns:wpi="http://schemas.microsoft.com/office/word/2010/wordprocessingInk" xmlns:wne="http://schemas.microsoft.com/office/word/2006/wordml" xmlns:wps="http://schemas.microsoft.com/office/word/2010/wordprocessingShape" mc:Ignorable="w14 w15 w16se w16cid w16 w16cex w16sdtdh w16sdtfl w16du wp14">
+<w:document xmlns:wpc="http://schemas.microsoft.com/office/word/2010/wordprocessingCanvas" xmlns:cx="http://schemas.microsoft.com/office/drawing/2014/chartex" xmlns:cx1="http://schemas.microsoft.com/office/drawing/2015/9/8/chartex" xmlns:cx2="http://schemas.microsoft.com/office/drawing/2015/10/21/chartex" xmlns:cx3="http://schemas.microsoft.com/office/drawing/2016/5/9/chartex" xmlns:cx4="http://schemas.microsoft.com/office/drawing/2016/5/10/chartex" xmlns:cx5="http://schemas.microsoft.com/office/drawing/2016/5/11/chartex" xmlns:cx6="http://schemas.microsoft.com/office/drawing/2016/5/12/chartex" xmlns:cx7="http://schemas.microsoft.com/office/drawing/2016/5/13/chartex" xmlns:cx8="http://schemas.microsoft.com/office/drawing/2016/5/14/chartex" xmlns:mc="http://schemas.openxmlformats.org/markup-compatibility/2006" xmlns:aink="http://schemas.microsoft.com/office/drawing/2016/ink" xmlns:am3d="http://schemas.microsoft.com/office/drawing/2017/model3d" xmlns:o="urn:schemas-microsoft-com:office:office" xmlns:oel="http://schemas.microsoft.com/office/2019/extlst" xmlns:r="http://schemas.openxmlformats.org/officeDocument/2006/relationships" xmlns:m="http://schemas.openxmlformats.org/officeDocument/2006/math" xmlns:v="urn:schemas-microsoft-com:vml" xmlns:wp14="http://schemas.microsoft.com/office/word/2010/wordprocessingDrawing" xmlns:wp="http://schemas.openxmlformats.org/drawingml/2006/wordprocessingDrawing" xmlns:w10="urn:schemas-microsoft-com:office:word" xmlns:w="http://schemas.openxmlformats.org/wordprocessingml/2006/main" xmlns:w14="http://schemas.microsoft.com/office/word/2010/wordml" xmlns:w15="http://schemas.microsoft.com/office/word/2012/wordml" xmlns:w16cex="http://schemas.microsoft.com/office/word/2018/wordml/cex" xmlns:w16cid="http://schemas.microsoft.com/office/word/2016/wordml/cid" xmlns:w16="http://schemas.microsoft.com/office/word/2018/wordml" xmlns:w16du="http://schemas.microsoft.com/office/word/2023/wordml/word16du" xmlns:w16sdtdh="http://schemas.microsoft.com/office/word/2020/wordml/sdtdatahash" xmlns:w16sdtfl="http://schemas.microsoft.com/office/word/2024/wordml/sdtformatlock" xmlns:w16se="http://schemas.microsoft.com/office/word/2015/wordml/symex" xmlns:wpg="http://schemas.microsoft.com/office/word/2010/wordprocessingGroup" xmlns:wpi="http://schemas.microsoft.com/office/word/2010/wordprocessingInk" xmlns:wne="http://schemas.microsoft.com/office/word/2006/wordml" xmlns:wps="http://schemas.microsoft.com/office/word/2010/wordprocessingShape" mc:Ignorable="w14 w15 w16se w16cid w16 w16cex w16sdtdh w16sdtfl w16du wp14">
   <w:body>
     <w:p>
       <w:pPr>
@@ -15,7 +15,7 @@
           <w:sz w:val="32"/>
           <w:szCs w:val="32"/>
         </w:rPr>
-        <w:t>SPRINT 6 — SPONSOR REVIEW</w:t>
+        <w:t xml:space="preserve">SPRINT 6 — SUPERVISOR REVIEW</w:t>
       </w:r>
     </w:p>
     <w:p/>
@@ -24,23 +24,13 @@
         <w:spacing w:after="80"/>
         <w:jc w:val="center"/>
       </w:pPr>
-      <w:proofErr w:type="spellStart"/>
       <w:r>
         <w:rPr>
           <w:b/>
           <w:bCs/>
           <w:color w:val="000000"/>
         </w:rPr>
-        <w:t>EduRAG</w:t>
-      </w:r>
-      <w:proofErr w:type="spellEnd"/>
-      <w:r>
-        <w:rPr>
-          <w:b/>
-          <w:bCs/>
-          <w:color w:val="000000"/>
-        </w:rPr>
-        <w:t>: An AI-Powered Course Assistant Using Retrieval-Augmented Generation</w:t>
+        <w:t>EduRAG: An AI-Powered Course Assistant Using Retrieval-Augmented Generation</w:t>
       </w:r>
     </w:p>
     <w:p>
@@ -52,77 +42,35 @@
         <w:rPr>
           <w:color w:val="000000"/>
         </w:rPr>
-        <w:t>CSIT321 — Project 37 | Group 19 | University of Wollongong</w:t>
-      </w:r>
+        <w:t xml:space="preserve">CSIT321 — Project 37 | Group 19 | University of Wollongong | 05 August 2026</w:t>
+      </w:r>
+    </w:p>
+    <w:p/>
+    <w:p>
+      <w:pPr>
+        <w:pBdr>
+          <w:bottom w:val="single" w:sz="6" w:space="1" w:color="2E75B6"/>
+        </w:pBdr>
+      </w:pPr>
+    </w:p>
+    <w:p/>
+    <w:p>
+      <w:pPr>
+        <w:pStyle w:val="Heading1"/>
+      </w:pPr>
+      <w:r>
+        <w:t>1. Sprint 6 Overview</w:t>
+      </w:r>
+    </w:p>
+    <w:p>
+      <w:pPr>
+        <w:spacing w:after="80"/>
+      </w:pPr>
       <w:r>
         <w:rPr>
           <w:color w:val="000000"/>
         </w:rPr>
-        <w:t xml:space="preserve"> | 05 August 2026</w:t>
-      </w:r>
-    </w:p>
-    <w:p/>
-    <w:p>
-      <w:pPr>
-        <w:pBdr>
-          <w:bottom w:val="single" w:sz="6" w:space="1" w:color="2E75B6"/>
-        </w:pBdr>
-      </w:pPr>
-    </w:p>
-    <w:p/>
-    <w:p>
-      <w:pPr>
-        <w:pStyle w:val="Heading1"/>
-      </w:pPr>
-      <w:r>
-        <w:t>1. Sprint 6 Overview</w:t>
-      </w:r>
-    </w:p>
-    <w:p>
-      <w:pPr>
-        <w:spacing w:after="80"/>
-      </w:pPr>
-      <w:r>
-        <w:rPr>
-          <w:color w:val="000000"/>
-        </w:rPr>
-        <w:t xml:space="preserve">Sprint 6 runs from 27 July to 7 August 2026 and is the final sprint before Assessment 4 (A4) submission. The sprint goal is to turn the supervisor-approved Sprint 6 scope into real, submittable work for A4: MVP iteration evidence, a Requirements Traceability Matrix (RTM), updated architecture documentation, a data-and-video-backed marketing strategy, and a codebase that runs cleanly on the grader's machine. This document summarises the outcomes of the Sprint 6 sponsor review meeting held with Prof. Jun Yan on </w:t>
-      </w:r>
-      <w:r>
-        <w:rPr>
-          <w:color w:val="000000"/>
-        </w:rPr>
-        <w:t>05</w:t>
-      </w:r>
-      <w:r>
-        <w:rPr>
-          <w:color w:val="000000"/>
-        </w:rPr>
-        <w:t xml:space="preserve"> </w:t>
-      </w:r>
-      <w:r>
-        <w:rPr>
-          <w:color w:val="000000"/>
-        </w:rPr>
-        <w:t>August</w:t>
-      </w:r>
-      <w:r>
-        <w:rPr>
-          <w:color w:val="000000"/>
-        </w:rPr>
-        <w:t xml:space="preserve"> 2026 (first spring session</w:t>
-      </w:r>
-      <w:r>
-        <w:rPr>
-          <w:color w:val="000000"/>
-        </w:rPr>
-        <w:t>)</w:t>
-      </w:r>
-      <w:r>
-        <w:rPr>
-          <w:color w:val="000000"/>
-        </w:rPr>
-        <w:t>.</w:t>
+        <w:t xml:space="preserve">Sprint 6 runs from 27 July to 7 August 2026 and is the final sprint before Assessment 4 (A4) submission. The sprint goal is to turn the supervisor-approved Sprint 6 scope into real, submittable work for A4: MVP iteration evidence, a Requirements Traceability Matrix (RTM), updated architecture documentation, a data-and-video-backed marketing strategy, and a codebase that runs cleanly on the grader's machine. This document summarises the outcomes of the Sprint 6 supervisor review meeting held with Prof. Jun Yan on 05 August 2026 (first spring session).</w:t>
       </w:r>
     </w:p>
     <w:p/>
@@ -174,15 +122,7 @@
         </w:numPr>
       </w:pPr>
       <w:r>
-        <w:t xml:space="preserve">Setup script upgraded to select between 3 available </w:t>
-      </w:r>
-      <w:proofErr w:type="spellStart"/>
-      <w:r>
-        <w:t>Ollama</w:t>
-      </w:r>
-      <w:proofErr w:type="spellEnd"/>
-      <w:r>
-        <w:t xml:space="preserve"> LLM models rather than a single hardcoded default, improving flexibility and demonstrating multi-model support.</w:t>
+        <w:t xml:space="preserve">Setup script upgraded to select between 3 available Ollama LLM models rather than a single hardcoded default, improving flexibility and demonstrating multi-model support.</w:t>
       </w:r>
     </w:p>
     <w:p>
@@ -241,12 +181,6 @@
         <w:gridCol w:w="1000"/>
       </w:tblGrid>
       <w:tr>
-        <w:tblPrEx>
-          <w:tblCellMar>
-            <w:top w:w="0" w:type="dxa"/>
-            <w:bottom w:w="0" w:type="dxa"/>
-          </w:tblCellMar>
-        </w:tblPrEx>
         <w:tc>
           <w:tcPr>
             <w:tcW w:w="3000" w:type="dxa"/>
@@ -333,12 +267,6 @@
         </w:tc>
       </w:tr>
       <w:tr>
-        <w:tblPrEx>
-          <w:tblCellMar>
-            <w:top w:w="0" w:type="dxa"/>
-            <w:bottom w:w="0" w:type="dxa"/>
-          </w:tblCellMar>
-        </w:tblPrEx>
         <w:tc>
           <w:tcPr>
             <w:tcW w:w="3000" w:type="dxa"/>
@@ -419,12 +347,6 @@
         </w:tc>
       </w:tr>
       <w:tr>
-        <w:tblPrEx>
-          <w:tblCellMar>
-            <w:top w:w="0" w:type="dxa"/>
-            <w:bottom w:w="0" w:type="dxa"/>
-          </w:tblCellMar>
-        </w:tblPrEx>
         <w:tc>
           <w:tcPr>
             <w:tcW w:w="3000" w:type="dxa"/>
@@ -502,12 +424,6 @@
         </w:tc>
       </w:tr>
       <w:tr>
-        <w:tblPrEx>
-          <w:tblCellMar>
-            <w:top w:w="0" w:type="dxa"/>
-            <w:bottom w:w="0" w:type="dxa"/>
-          </w:tblCellMar>
-        </w:tblPrEx>
         <w:tc>
           <w:tcPr>
             <w:tcW w:w="3000" w:type="dxa"/>
@@ -530,21 +446,7 @@
               <w:rPr>
                 <w:color w:val="000000"/>
               </w:rPr>
-              <w:t xml:space="preserve">Ambiguous </w:t>
-            </w:r>
-            <w:proofErr w:type="gramStart"/>
-            <w:r>
-              <w:rPr>
-                <w:color w:val="000000"/>
-              </w:rPr>
-              <w:t>query</w:t>
-            </w:r>
-            <w:proofErr w:type="gramEnd"/>
-            <w:r>
-              <w:rPr>
-                <w:color w:val="000000"/>
-              </w:rPr>
-              <w:t xml:space="preserve"> short-circuit</w:t>
+              <w:t>Ambiguous query short-circuit</w:t>
             </w:r>
           </w:p>
         </w:tc>
@@ -602,12 +504,6 @@
         </w:tc>
       </w:tr>
       <w:tr>
-        <w:tblPrEx>
-          <w:tblCellMar>
-            <w:top w:w="0" w:type="dxa"/>
-            <w:bottom w:w="0" w:type="dxa"/>
-          </w:tblCellMar>
-        </w:tblPrEx>
         <w:tc>
           <w:tcPr>
             <w:tcW w:w="3000" w:type="dxa"/>
@@ -685,12 +581,6 @@
         </w:tc>
       </w:tr>
       <w:tr>
-        <w:tblPrEx>
-          <w:tblCellMar>
-            <w:top w:w="0" w:type="dxa"/>
-            <w:bottom w:w="0" w:type="dxa"/>
-          </w:tblCellMar>
-        </w:tblPrEx>
         <w:tc>
           <w:tcPr>
             <w:tcW w:w="3000" w:type="dxa"/>
@@ -771,12 +661,6 @@
         </w:tc>
       </w:tr>
       <w:tr>
-        <w:tblPrEx>
-          <w:tblCellMar>
-            <w:top w:w="0" w:type="dxa"/>
-            <w:bottom w:w="0" w:type="dxa"/>
-          </w:tblCellMar>
-        </w:tblPrEx>
         <w:tc>
           <w:tcPr>
             <w:tcW w:w="3000" w:type="dxa"/>
@@ -823,21 +707,7 @@
               <w:rPr>
                 <w:color w:val="000000"/>
               </w:rPr>
-              <w:t xml:space="preserve">Setup script selects between 3 </w:t>
-            </w:r>
-            <w:proofErr w:type="spellStart"/>
-            <w:r>
-              <w:rPr>
-                <w:color w:val="000000"/>
-              </w:rPr>
-              <w:t>Ollama</w:t>
-            </w:r>
-            <w:proofErr w:type="spellEnd"/>
-            <w:r>
-              <w:rPr>
-                <w:color w:val="000000"/>
-              </w:rPr>
-              <w:t xml:space="preserve"> LLM models instead of a hardcoded single default</w:t>
+              <w:t>Setup script selects between 3 Ollama LLM models instead of a hardcoded single default</w:t>
             </w:r>
           </w:p>
         </w:tc>
@@ -868,12 +738,6 @@
         </w:tc>
       </w:tr>
       <w:tr>
-        <w:tblPrEx>
-          <w:tblCellMar>
-            <w:top w:w="0" w:type="dxa"/>
-            <w:bottom w:w="0" w:type="dxa"/>
-          </w:tblCellMar>
-        </w:tblPrEx>
         <w:tc>
           <w:tcPr>
             <w:tcW w:w="3000" w:type="dxa"/>
@@ -1076,23 +940,7 @@
         </w:numPr>
       </w:pPr>
       <w:r>
-        <w:t xml:space="preserve">Draft marketing video produced during the break </w:t>
-      </w:r>
-      <w:proofErr w:type="gramStart"/>
-      <w:r>
-        <w:t>period:</w:t>
-      </w:r>
-      <w:proofErr w:type="gramEnd"/>
-      <w:r>
-        <w:t xml:space="preserve"> presents </w:t>
-      </w:r>
-      <w:proofErr w:type="spellStart"/>
-      <w:r>
-        <w:t>EduRAG</w:t>
-      </w:r>
-      <w:proofErr w:type="spellEnd"/>
-      <w:r>
-        <w:t xml:space="preserve"> as a course-specific learning assistant, contrasts it with ChatGPT, and demonstrates the source citation and confidence score features.</w:t>
+        <w:t>Draft marketing video produced during the break period: presents EduRAG as a course-specific learning assistant, contrasts it with ChatGPT, and demonstrates the source citation and confidence score features.</w:t>
       </w:r>
     </w:p>
     <w:p>
@@ -1104,19 +952,7 @@
         </w:numPr>
       </w:pPr>
       <w:r>
-        <w:t xml:space="preserve">Video reviewed by Prof. Jun Yan at the </w:t>
-      </w:r>
-      <w:r>
-        <w:t>05</w:t>
-      </w:r>
-      <w:r>
-        <w:t xml:space="preserve"> </w:t>
-      </w:r>
-      <w:r>
-        <w:t>August</w:t>
-      </w:r>
-      <w:r>
-        <w:t xml:space="preserve"> 2026 sponsor meeting — received as a good start; formal re-recording planned with animations, slower mouse pacing, and a stronger opening narrative.</w:t>
+        <w:t xml:space="preserve">Video reviewed by Prof. Jun Yan at the 05 August 2026 supervisor meeting — received as a good start; formal re-recording planned with animations, slower mouse pacing, and a stronger opening narrative.</w:t>
       </w:r>
     </w:p>
     <w:p>
@@ -1128,23 +964,7 @@
         </w:numPr>
       </w:pPr>
       <w:r>
-        <w:t xml:space="preserve">Live </w:t>
-      </w:r>
-      <w:proofErr w:type="spellStart"/>
-      <w:r>
-        <w:t>Paedia</w:t>
-      </w:r>
-      <w:proofErr w:type="spellEnd"/>
-      <w:r>
-        <w:t xml:space="preserve"> vs generic LLM comparison session (T18a) recorded by </w:t>
-      </w:r>
-      <w:proofErr w:type="spellStart"/>
-      <w:r>
-        <w:t>Namaratne</w:t>
-      </w:r>
-      <w:proofErr w:type="spellEnd"/>
-      <w:r>
-        <w:t xml:space="preserve"> and Tai — raw footage and results table (5 questions × cited/correct/time) collected for both systems.</w:t>
+        <w:t>Live Paedia vs generic LLM comparison session (T18a) recorded by Namaratne and Tai — raw footage and results table (5 questions × cited/correct/time) collected for both systems.</w:t>
       </w:r>
     </w:p>
     <w:p>
@@ -1156,15 +976,7 @@
         </w:numPr>
       </w:pPr>
       <w:r>
-        <w:t>Comparison video (T18c): 2–</w:t>
-      </w:r>
-      <w:proofErr w:type="gramStart"/>
-      <w:r>
-        <w:t>3 minute</w:t>
-      </w:r>
-      <w:proofErr w:type="gramEnd"/>
-      <w:r>
-        <w:t xml:space="preserve"> MP4 edited and published with a working hosted link.</w:t>
+        <w:t>Comparison video (T18c): 2–3 minute MP4 edited and published with a working hosted link.</w:t>
       </w:r>
     </w:p>
     <w:p>
@@ -1253,15 +1065,7 @@
         </w:numPr>
       </w:pPr>
       <w:r>
-        <w:t xml:space="preserve">ERD v2 and sequence diagrams reviewed and updated by </w:t>
-      </w:r>
-      <w:proofErr w:type="spellStart"/>
-      <w:r>
-        <w:t>Namaratne</w:t>
-      </w:r>
-      <w:proofErr w:type="spellEnd"/>
-      <w:r>
-        <w:t xml:space="preserve"> (T05) to match the current live schema and API — 100% aligned with Sprint 6 codebase.</w:t>
+        <w:t>ERD v2 and sequence diagrams reviewed and updated by Namaratne (T05) to match the current live schema and API — 100% aligned with Sprint 6 codebase.</w:t>
       </w:r>
     </w:p>
     <w:p>
@@ -1282,10 +1086,7 @@
         <w:pStyle w:val="Heading1"/>
       </w:pPr>
       <w:r>
-        <w:t>3. Supervisor Feedback from Sprint 6 Review</w:t>
-      </w:r>
-      <w:r>
-        <w:t xml:space="preserve"> Meeting</w:t>
+        <w:t xml:space="preserve">3. Supervisor Feedback from Sprint 6 Review Meeting</w:t>
       </w:r>
     </w:p>
     <w:p>
@@ -1308,15 +1109,7 @@
         </w:numPr>
       </w:pPr>
       <w:r>
-        <w:t xml:space="preserve">Marketing video: Good start. Needs to be re-recorded with animations, a slower and more deliberate mouse pace, and an improved opening that establishes the broader problem (AI-assisted learning need) before introducing </w:t>
-      </w:r>
-      <w:proofErr w:type="spellStart"/>
-      <w:r>
-        <w:t>EduRAG</w:t>
-      </w:r>
-      <w:proofErr w:type="spellEnd"/>
-      <w:r>
-        <w:t>.</w:t>
+        <w:t>Marketing video: Good start. Needs to be re-recorded with animations, a slower and more deliberate mouse pace, and an improved opening that establishes the broader problem (AI-assisted learning need) before introducing EduRAG.</w:t>
       </w:r>
     </w:p>
     <w:p>
@@ -1328,15 +1121,7 @@
         </w:numPr>
       </w:pPr>
       <w:r>
-        <w:t xml:space="preserve">Scope expansion: The team is encouraged to make </w:t>
-      </w:r>
-      <w:proofErr w:type="spellStart"/>
-      <w:r>
-        <w:t>EduRAG</w:t>
-      </w:r>
-      <w:proofErr w:type="spellEnd"/>
-      <w:r>
-        <w:t xml:space="preserve"> more configurable and adaptable — supporting multiple subjects and student cohorts, not just one fixed course. The vector database approach is already compatible; the key addition is a subject-selection layer in the UI and ingestion path.</w:t>
+        <w:t xml:space="preserve">Scope expansion: The team is encouraged to make EduRAG more configurable and adaptable — supporting multiple subjects and student cohorts, not just one fixed course. The vector database approach is already compatible; the key addition is a subject-selection layer in the UI and ingestion path.</w:t>
       </w:r>
     </w:p>
     <w:p>
@@ -1380,13 +1165,7 @@
         <w:rPr>
           <w:color w:val="000000"/>
         </w:rPr>
-        <w:t>This section documents the formal review status for the Sprint 6 deliverables as assessed by the project supervisor (Prof. Jun Yan)</w:t>
-      </w:r>
-      <w:r>
-        <w:rPr>
-          <w:color w:val="000000"/>
-        </w:rPr>
-        <w:t>.</w:t>
+        <w:t>This section documents the formal review status for the Sprint 6 deliverables as assessed by the project supervisor (Prof. Jun Yan).</w:t>
       </w:r>
     </w:p>
     <w:p/>
@@ -1412,12 +1191,6 @@
         <w:gridCol w:w="6226"/>
       </w:tblGrid>
       <w:tr>
-        <w:tblPrEx>
-          <w:tblCellMar>
-            <w:top w:w="0" w:type="dxa"/>
-            <w:bottom w:w="0" w:type="dxa"/>
-          </w:tblCellMar>
-        </w:tblPrEx>
         <w:tc>
           <w:tcPr>
             <w:tcW w:w="2800" w:type="dxa"/>
@@ -1476,12 +1249,6 @@
         </w:tc>
       </w:tr>
       <w:tr>
-        <w:tblPrEx>
-          <w:tblCellMar>
-            <w:top w:w="0" w:type="dxa"/>
-            <w:bottom w:w="0" w:type="dxa"/>
-          </w:tblCellMar>
-        </w:tblPrEx>
         <w:tc>
           <w:tcPr>
             <w:tcW w:w="2800" w:type="dxa"/>
@@ -1530,42 +1297,12 @@
               <w:rPr>
                 <w:color w:val="000000"/>
               </w:rPr>
-              <w:t xml:space="preserve">Reviewed and satisfied. Prof. Jun Yan confirmed at the </w:t>
-            </w:r>
-            <w:r>
-              <w:rPr>
-                <w:color w:val="000000"/>
-              </w:rPr>
-              <w:t>05</w:t>
-            </w:r>
-            <w:r>
-              <w:rPr>
-                <w:color w:val="000000"/>
-              </w:rPr>
-              <w:t xml:space="preserve"> </w:t>
-            </w:r>
-            <w:r>
-              <w:rPr>
-                <w:color w:val="000000"/>
-              </w:rPr>
-              <w:t>August</w:t>
-            </w:r>
-            <w:r>
-              <w:rPr>
-                <w:color w:val="000000"/>
-              </w:rPr>
-              <w:t xml:space="preserve"> 2026 first spring session sponsor meeting that the team is ahead of schedule and the Sprint 6 direction is approved. No critical issues were raised by reviewer.</w:t>
+              <w:t xml:space="preserve">Reviewed and satisfied. Prof. Jun Yan confirmed at the 05 August 2026 first spring session supervisor meeting that the team is ahead of schedule and the Sprint 6 direction is approved. No critical issues were raised by reviewer.</w:t>
             </w:r>
           </w:p>
         </w:tc>
       </w:tr>
       <w:tr>
-        <w:tblPrEx>
-          <w:tblCellMar>
-            <w:top w:w="0" w:type="dxa"/>
-            <w:bottom w:w="0" w:type="dxa"/>
-          </w:tblCellMar>
-        </w:tblPrEx>
         <w:trPr>
           <w:trHeight w:val="705"/>
         </w:trPr>
@@ -1615,30 +1352,12 @@
               <w:rPr>
                 <w:color w:val="000000"/>
               </w:rPr>
-              <w:t xml:space="preserve">Sponsor Meeting (Meeting No. 12) — </w:t>
-            </w:r>
-            <w:r>
-              <w:rPr>
-                <w:color w:val="000000"/>
-              </w:rPr>
-              <w:t>05 August</w:t>
-            </w:r>
-            <w:r>
-              <w:rPr>
-                <w:color w:val="000000"/>
-              </w:rPr>
-              <w:t xml:space="preserve"> 2026, 9:30 AM, Webex. Filed at docs/meetings/sprint6_sponsor_meeting.docx. </w:t>
+              <w:t xml:space="preserve">Supervisor Meeting (Meeting No. 12) — 05 August 2026, 9:30 AM, Webex. No separate meeting-minutes file is committed to the repo; this supervisor review document is the meeting record. Filed at docs/meetings/sprint6_supervisor_review.docx. </w:t>
             </w:r>
           </w:p>
         </w:tc>
       </w:tr>
       <w:tr>
-        <w:tblPrEx>
-          <w:tblCellMar>
-            <w:top w:w="0" w:type="dxa"/>
-            <w:bottom w:w="0" w:type="dxa"/>
-          </w:tblCellMar>
-        </w:tblPrEx>
         <w:tc>
           <w:tcPr>
             <w:tcW w:w="2800" w:type="dxa"/>
@@ -1687,56 +1406,12 @@
               <w:rPr>
                 <w:color w:val="000000"/>
               </w:rPr>
-              <w:t>Prof. Jun Yan</w:t>
-            </w:r>
-            <w:r>
-              <w:rPr>
-                <w:color w:val="000000"/>
-              </w:rPr>
-              <w:t xml:space="preserve"> satisfied with system maturity. Key feedback: </w:t>
-            </w:r>
-            <w:r>
-              <w:rPr>
-                <w:color w:val="000000"/>
-              </w:rPr>
-              <w:t xml:space="preserve">(1) Re-record marketing video with animations, slower pacing, and a stronger problem-statement opening. (2) Expand scope — make </w:t>
-            </w:r>
-            <w:proofErr w:type="spellStart"/>
-            <w:r>
-              <w:rPr>
-                <w:color w:val="000000"/>
-              </w:rPr>
-              <w:t>EduRAG</w:t>
-            </w:r>
-            <w:proofErr w:type="spellEnd"/>
-            <w:r>
-              <w:rPr>
-                <w:color w:val="000000"/>
-              </w:rPr>
-              <w:t xml:space="preserve"> configurable for multiple subjects/students. (3) Use available free resources for database hosting; no paid cloud required. (4) Team is ahead of schedule — pursue stretch goals</w:t>
-            </w:r>
-            <w:r>
-              <w:rPr>
-                <w:color w:val="000000"/>
-              </w:rPr>
-              <w:t xml:space="preserve">. (5) </w:t>
-            </w:r>
-            <w:r>
-              <w:rPr>
-                <w:color w:val="000000"/>
-              </w:rPr>
-              <w:t>Presentation structure (what we did, challenges, how we overcame them) commended — maintain this in the A4 report.</w:t>
+              <w:t xml:space="preserve">Prof. Jun Yan satisfied with system maturity. Key feedback: (1) Re-record marketing video with animations, slower pacing, and a stronger problem-statement opening. (2) Expand scope — make EduRAG configurable for multiple subjects/students. (3) Use available free resources for database hosting; no paid cloud required. (4) Team is ahead of schedule — pursue stretch goals. (5) Presentation structure (what we did, challenges, how we overcame them) commended — maintain this in the A4 report.</w:t>
             </w:r>
           </w:p>
         </w:tc>
       </w:tr>
       <w:tr>
-        <w:tblPrEx>
-          <w:tblCellMar>
-            <w:top w:w="0" w:type="dxa"/>
-            <w:bottom w:w="0" w:type="dxa"/>
-          </w:tblCellMar>
-        </w:tblPrEx>
         <w:tc>
           <w:tcPr>
             <w:tcW w:w="2800" w:type="dxa"/>
@@ -1783,31 +1458,7 @@
               <w:rPr>
                 <w:color w:val="000000"/>
               </w:rPr>
-              <w:t xml:space="preserve">Review status is confirmed as reviewed and satisfied based on the </w:t>
-            </w:r>
-            <w:r>
-              <w:rPr>
-                <w:color w:val="000000"/>
-              </w:rPr>
-              <w:t>05</w:t>
-            </w:r>
-            <w:r>
-              <w:rPr>
-                <w:color w:val="000000"/>
-              </w:rPr>
-              <w:t xml:space="preserve"> </w:t>
-            </w:r>
-            <w:r>
-              <w:rPr>
-                <w:color w:val="000000"/>
-              </w:rPr>
-              <w:t>August</w:t>
-            </w:r>
-            <w:r>
-              <w:rPr>
-                <w:color w:val="000000"/>
-              </w:rPr>
-              <w:t xml:space="preserve"> 2026 sponsor meeting (Prof. Jun Yan). The final wording in the A4 report must match the evidence index exactly. Any formal sign-off document from Prof. Jun Yan should be appended to the A4 evidence pack (docs/a4_evidence_index.md) before submission.</w:t>
+              <w:t xml:space="preserve">Review status is confirmed as reviewed and satisfied based on the 05 August 2026 supervisor meeting (Prof. Jun Yan). The final wording in the A4 report must match the evidence index exactly. Any formal sign-off document from Prof. Jun Yan should be appended to the A4 evidence pack (docs/a4_evidence_index.md) before submission.</w:t>
             </w:r>
           </w:p>
         </w:tc>
@@ -1845,12 +1496,6 @@
         <w:gridCol w:w="3026"/>
       </w:tblGrid>
       <w:tr>
-        <w:tblPrEx>
-          <w:tblCellMar>
-            <w:top w:w="0" w:type="dxa"/>
-            <w:bottom w:w="0" w:type="dxa"/>
-          </w:tblCellMar>
-        </w:tblPrEx>
         <w:tc>
           <w:tcPr>
             <w:tcW w:w="3000" w:type="dxa"/>
@@ -1937,12 +1582,6 @@
         </w:tc>
       </w:tr>
       <w:tr>
-        <w:tblPrEx>
-          <w:tblCellMar>
-            <w:top w:w="0" w:type="dxa"/>
-            <w:bottom w:w="0" w:type="dxa"/>
-          </w:tblCellMar>
-        </w:tblPrEx>
         <w:tc>
           <w:tcPr>
             <w:tcW w:w="3000" w:type="dxa"/>
@@ -2023,12 +1662,6 @@
         </w:tc>
       </w:tr>
       <w:tr>
-        <w:tblPrEx>
-          <w:tblCellMar>
-            <w:top w:w="0" w:type="dxa"/>
-            <w:bottom w:w="0" w:type="dxa"/>
-          </w:tblCellMar>
-        </w:tblPrEx>
         <w:tc>
           <w:tcPr>
             <w:tcW w:w="3000" w:type="dxa"/>
@@ -2100,30 +1733,12 @@
               <w:rPr>
                 <w:color w:val="000000"/>
               </w:rPr>
-              <w:t xml:space="preserve">Formal benchmark (T08) targeted for </w:t>
-            </w:r>
-            <w:r>
-              <w:rPr>
-                <w:color w:val="000000"/>
-              </w:rPr>
-              <w:t>0</w:t>
-            </w:r>
-            <w:r>
-              <w:rPr>
-                <w:color w:val="000000"/>
-              </w:rPr>
-              <w:t>4 August 2026</w:t>
+              <w:t xml:space="preserve">Formal benchmark (T08) targeted for 04 August 2026</w:t>
             </w:r>
           </w:p>
         </w:tc>
       </w:tr>
       <w:tr>
-        <w:tblPrEx>
-          <w:tblCellMar>
-            <w:top w:w="0" w:type="dxa"/>
-            <w:bottom w:w="0" w:type="dxa"/>
-          </w:tblCellMar>
-        </w:tblPrEx>
         <w:tc>
           <w:tcPr>
             <w:tcW w:w="3000" w:type="dxa"/>
@@ -2198,32 +1813,12 @@
               <w:rPr>
                 <w:color w:val="000000"/>
               </w:rPr>
-              <w:t xml:space="preserve">Wire </w:t>
-            </w:r>
-            <w:proofErr w:type="gramStart"/>
-            <w:r>
-              <w:rPr>
-                <w:color w:val="000000"/>
-              </w:rPr>
-              <w:t>admin</w:t>
-            </w:r>
-            <w:proofErr w:type="gramEnd"/>
-            <w:r>
-              <w:rPr>
-                <w:color w:val="000000"/>
-              </w:rPr>
-              <w:t xml:space="preserve"> write actions in a later sprint</w:t>
+              <w:t>Wire admin write actions in a later sprint</w:t>
             </w:r>
           </w:p>
         </w:tc>
       </w:tr>
       <w:tr>
-        <w:tblPrEx>
-          <w:tblCellMar>
-            <w:top w:w="0" w:type="dxa"/>
-            <w:bottom w:w="0" w:type="dxa"/>
-          </w:tblCellMar>
-        </w:tblPrEx>
         <w:tc>
           <w:tcPr>
             <w:tcW w:w="3000" w:type="dxa"/>
@@ -2295,21 +1890,7 @@
               <w:rPr>
                 <w:color w:val="000000"/>
               </w:rPr>
-              <w:t xml:space="preserve">Re-recording assigned to Tai &amp; </w:t>
-            </w:r>
-            <w:proofErr w:type="spellStart"/>
-            <w:r>
-              <w:rPr>
-                <w:color w:val="000000"/>
-              </w:rPr>
-              <w:t>Namaratne</w:t>
-            </w:r>
-            <w:proofErr w:type="spellEnd"/>
-            <w:r>
-              <w:rPr>
-                <w:color w:val="000000"/>
-              </w:rPr>
-              <w:t xml:space="preserve"> (T18a–T18c)</w:t>
+              <w:t>Re-recording assigned to Tai &amp; Namaratne (T18a–T18c)</w:t>
             </w:r>
           </w:p>
         </w:tc>
@@ -2321,10 +1902,7 @@
         <w:pStyle w:val="Heading1"/>
       </w:pPr>
       <w:r>
-        <w:t>6</w:t>
-      </w:r>
-      <w:r>
-        <w:t>. Key Decisions from Sprint 6 Review</w:t>
+        <w:t>6. Key Decisions from Sprint 6 Review</w:t>
       </w:r>
     </w:p>
     <w:tbl>
@@ -2350,12 +1928,6 @@
         <w:gridCol w:w="2926"/>
       </w:tblGrid>
       <w:tr>
-        <w:tblPrEx>
-          <w:tblCellMar>
-            <w:top w:w="0" w:type="dxa"/>
-            <w:bottom w:w="0" w:type="dxa"/>
-          </w:tblCellMar>
-        </w:tblPrEx>
         <w:tc>
           <w:tcPr>
             <w:tcW w:w="600" w:type="dxa"/>
@@ -2442,12 +2014,6 @@
         </w:tc>
       </w:tr>
       <w:tr>
-        <w:tblPrEx>
-          <w:tblCellMar>
-            <w:top w:w="0" w:type="dxa"/>
-            <w:bottom w:w="0" w:type="dxa"/>
-          </w:tblCellMar>
-        </w:tblPrEx>
         <w:tc>
           <w:tcPr>
             <w:tcW w:w="600" w:type="dxa"/>
@@ -2529,12 +2095,6 @@
         </w:tc>
       </w:tr>
       <w:tr>
-        <w:tblPrEx>
-          <w:tblCellMar>
-            <w:top w:w="0" w:type="dxa"/>
-            <w:bottom w:w="0" w:type="dxa"/>
-          </w:tblCellMar>
-        </w:tblPrEx>
         <w:tc>
           <w:tcPr>
             <w:tcW w:w="600" w:type="dxa"/>
@@ -2581,21 +2141,7 @@
               <w:rPr>
                 <w:color w:val="000000"/>
               </w:rPr>
-              <w:t xml:space="preserve">Team is encouraged to expand scope — make </w:t>
-            </w:r>
-            <w:proofErr w:type="spellStart"/>
-            <w:r>
-              <w:rPr>
-                <w:color w:val="000000"/>
-              </w:rPr>
-              <w:t>EduRAG</w:t>
-            </w:r>
-            <w:proofErr w:type="spellEnd"/>
-            <w:r>
-              <w:rPr>
-                <w:color w:val="000000"/>
-              </w:rPr>
-              <w:t xml:space="preserve"> configurable for multiple subjects and student cohorts</w:t>
+              <w:t>Team is encouraged to expand scope — make EduRAG configurable for multiple subjects and student cohorts</w:t>
             </w:r>
           </w:p>
         </w:tc>
@@ -2626,12 +2172,6 @@
         </w:tc>
       </w:tr>
       <w:tr>
-        <w:tblPrEx>
-          <w:tblCellMar>
-            <w:top w:w="0" w:type="dxa"/>
-            <w:bottom w:w="0" w:type="dxa"/>
-          </w:tblCellMar>
-        </w:tblPrEx>
         <w:tc>
           <w:tcPr>
             <w:tcW w:w="600" w:type="dxa"/>
@@ -2680,21 +2220,7 @@
               <w:rPr>
                 <w:color w:val="000000"/>
               </w:rPr>
-              <w:t xml:space="preserve">Database hosting: free local or AWS </w:t>
-            </w:r>
-            <w:proofErr w:type="gramStart"/>
-            <w:r>
-              <w:rPr>
-                <w:color w:val="000000"/>
-              </w:rPr>
-              <w:t>free-tier</w:t>
-            </w:r>
-            <w:proofErr w:type="gramEnd"/>
-            <w:r>
-              <w:rPr>
-                <w:color w:val="000000"/>
-              </w:rPr>
-              <w:t xml:space="preserve"> is appropriate; no paid cloud infrastructure required for the project</w:t>
+              <w:t>Database hosting: free local or AWS free-tier is appropriate; no paid cloud infrastructure required for the project</w:t>
             </w:r>
           </w:p>
         </w:tc>
@@ -2726,12 +2252,6 @@
         </w:tc>
       </w:tr>
       <w:tr>
-        <w:tblPrEx>
-          <w:tblCellMar>
-            <w:top w:w="0" w:type="dxa"/>
-            <w:bottom w:w="0" w:type="dxa"/>
-          </w:tblCellMar>
-        </w:tblPrEx>
         <w:tc>
           <w:tcPr>
             <w:tcW w:w="600" w:type="dxa"/>
@@ -2806,12 +2326,6 @@
         </w:tc>
       </w:tr>
       <w:tr>
-        <w:tblPrEx>
-          <w:tblCellMar>
-            <w:top w:w="0" w:type="dxa"/>
-            <w:bottom w:w="0" w:type="dxa"/>
-          </w:tblCellMar>
-        </w:tblPrEx>
         <w:tc>
           <w:tcPr>
             <w:tcW w:w="600" w:type="dxa"/>
@@ -2857,13 +2371,7 @@
               <w:rPr>
                 <w:color w:val="000000"/>
               </w:rPr>
-              <w:t xml:space="preserve">Post-A4 deliverable: </w:t>
-            </w:r>
-            <w:r>
-              <w:rPr>
-                <w:color w:val="000000"/>
-              </w:rPr>
-              <w:t>report/slides, final zip, and rehearsal</w:t>
+              <w:t xml:space="preserve">Post-A4 deliverable: report/slides, final zip, and rehearsal</w:t>
             </w:r>
           </w:p>
         </w:tc>
@@ -2912,21 +2420,7 @@
         <w:rPr>
           <w:color w:val="000000"/>
         </w:rPr>
-        <w:t xml:space="preserve">Document prepared by: Tung Phuong Anh </w:t>
-      </w:r>
-      <w:proofErr w:type="gramStart"/>
-      <w:r>
-        <w:rPr>
-          <w:color w:val="000000"/>
-        </w:rPr>
-        <w:t>Huynh  |</w:t>
-      </w:r>
-      <w:proofErr w:type="gramEnd"/>
-      <w:r>
-        <w:rPr>
-          <w:color w:val="000000"/>
-        </w:rPr>
-        <w:t xml:space="preserve">  CSIT321 Project 37, Group 19</w:t>
+        <w:t>Document prepared by: Tung Phuong Anh Huynh  |  CSIT321 Project 37, Group 19</w:t>
       </w:r>
     </w:p>
     <w:sectPr>
@@ -2940,7 +2434,7 @@
 </file>
 
 <file path=word/numbering.xml><?xml version="1.0" encoding="utf-8"?>
-<w:numbering xmlns:wpc="http://schemas.microsoft.com/office/word/2010/wordprocessingCanvas" xmlns:cx="http://schemas.microsoft.com/office/drawing/2014/chartex" xmlns:cx1="http://schemas.microsoft.com/office/drawing/2015/9/8/chartex" xmlns:cx2="http://schemas.microsoft.com/office/drawing/2015/10/21/chartex" xmlns:cx3="http://schemas.microsoft.com/office/drawing/2016/5/9/chartex" xmlns:cx4="http://schemas.microsoft.com/office/drawing/2016/5/10/chartex" xmlns:cx5="http://schemas.microsoft.com/office/drawing/2016/5/11/chartex" xmlns:cx6="http://schemas.microsoft.com/office/drawing/2016/5/12/chartex" xmlns:cx7="http://schemas.microsoft.com/office/drawing/2016/5/13/chartex" xmlns:cx8="http://schemas.microsoft.com/office/drawing/2016/5/14/chartex" xmlns:mc="http://schemas.openxmlformats.org/markup-compatibility/2006" xmlns:aink="http://schemas.microsoft.com/office/drawing/2016/ink" xmlns:am3d="http://schemas.microsoft.com/office/drawing/2017/model3d" xmlns:o="urn:schemas-microsoft-com:office:office" xmlns:oel="http://schemas.microsoft.com/office/2019/extlst" xmlns:r="http://schemas.openxmlformats.org/officeDocument/2006/relationships" xmlns:m="http://schemas.openxmlformats.org/officeDocument/2006/math" xmlns:v="urn:schemas-microsoft-com:vml" xmlns:wp14="http://schemas.microsoft.com/office/word/2010/wordprocessingDrawing" xmlns:wp="http://schemas.openxmlformats.org/drawingml/2006/wordprocessingDrawing" xmlns:w10="urn:schemas-microsoft-com:office:word" xmlns:w="http://schemas.openxmlformats.org/wordprocessingml/2006/main" xmlns:w14="http://schemas.microsoft.com/office/word/2010/wordml" xmlns:w15="http://schemas.microsoft.com/office/word/2012/wordml" xmlns:w16cei="http://schemas.microsoft.com/office/word/2026/wordml/cei" xmlns:w16cex="http://schemas.microsoft.com/office/word/2018/wordml/cex" xmlns:w16cid="http://schemas.microsoft.com/office/word/2016/wordml/cid" xmlns:w16="http://schemas.microsoft.com/office/word/2018/wordml" xmlns:w16du="http://schemas.microsoft.com/office/word/2023/wordml/word16du" xmlns:w16sdtdh="http://schemas.microsoft.com/office/word/2020/wordml/sdtdatahash" xmlns:w16sdtfl="http://schemas.microsoft.com/office/word/2024/wordml/sdtformatlock" xmlns:w16se="http://schemas.microsoft.com/office/word/2015/wordml/symex" xmlns:wpg="http://schemas.microsoft.com/office/word/2010/wordprocessingGroup" xmlns:wpi="http://schemas.microsoft.com/office/word/2010/wordprocessingInk" xmlns:wne="http://schemas.microsoft.com/office/word/2006/wordml" xmlns:wps="http://schemas.microsoft.com/office/word/2010/wordprocessingShape" mc:Ignorable="w14 w15 w16se w16cid w16 w16cex w16sdtdh w16sdtfl w16du wp14">
+<w:numbering xmlns:wpc="http://schemas.microsoft.com/office/word/2010/wordprocessingCanvas" xmlns:cx="http://schemas.microsoft.com/office/drawing/2014/chartex" xmlns:cx1="http://schemas.microsoft.com/office/drawing/2015/9/8/chartex" xmlns:cx2="http://schemas.microsoft.com/office/drawing/2015/10/21/chartex" xmlns:cx3="http://schemas.microsoft.com/office/drawing/2016/5/9/chartex" xmlns:cx4="http://schemas.microsoft.com/office/drawing/2016/5/10/chartex" xmlns:cx5="http://schemas.microsoft.com/office/drawing/2016/5/11/chartex" xmlns:cx6="http://schemas.microsoft.com/office/drawing/2016/5/12/chartex" xmlns:cx7="http://schemas.microsoft.com/office/drawing/2016/5/13/chartex" xmlns:cx8="http://schemas.microsoft.com/office/drawing/2016/5/14/chartex" xmlns:mc="http://schemas.openxmlformats.org/markup-compatibility/2006" xmlns:aink="http://schemas.microsoft.com/office/drawing/2016/ink" xmlns:am3d="http://schemas.microsoft.com/office/drawing/2017/model3d" xmlns:o="urn:schemas-microsoft-com:office:office" xmlns:oel="http://schemas.microsoft.com/office/2019/extlst" xmlns:r="http://schemas.openxmlformats.org/officeDocument/2006/relationships" xmlns:m="http://schemas.openxmlformats.org/officeDocument/2006/math" xmlns:v="urn:schemas-microsoft-com:vml" xmlns:wp14="http://schemas.microsoft.com/office/word/2010/wordprocessingDrawing" xmlns:wp="http://schemas.openxmlformats.org/drawingml/2006/wordprocessingDrawing" xmlns:w10="urn:schemas-microsoft-com:office:word" xmlns:w="http://schemas.openxmlformats.org/wordprocessingml/2006/main" xmlns:w14="http://schemas.microsoft.com/office/word/2010/wordml" xmlns:w15="http://schemas.microsoft.com/office/word/2012/wordml" xmlns:w16cex="http://schemas.microsoft.com/office/word/2018/wordml/cex" xmlns:w16cid="http://schemas.microsoft.com/office/word/2016/wordml/cid" xmlns:w16="http://schemas.microsoft.com/office/word/2018/wordml" xmlns:w16du="http://schemas.microsoft.com/office/word/2023/wordml/word16du" xmlns:w16sdtdh="http://schemas.microsoft.com/office/word/2020/wordml/sdtdatahash" xmlns:w16sdtfl="http://schemas.microsoft.com/office/word/2024/wordml/sdtformatlock" xmlns:w16se="http://schemas.microsoft.com/office/word/2015/wordml/symex" xmlns:wpg="http://schemas.microsoft.com/office/word/2010/wordprocessingGroup" xmlns:wpi="http://schemas.microsoft.com/office/word/2010/wordprocessingInk" xmlns:wne="http://schemas.microsoft.com/office/word/2006/wordml" xmlns:wps="http://schemas.microsoft.com/office/word/2010/wordprocessingShape" mc:Ignorable="w14 w15 w16se w16cid w16 w16cex w16sdtdh w16sdtfl w16du wp14">
   <w:abstractNum w:abstractNumId="0" w15:restartNumberingAfterBreak="0">
     <w:nsid w:val="10413B04"/>
     <w:multiLevelType w:val="hybridMultilevel"/>
